--- a/docs/덤프링_시스템_운영프로세스_및_코드명세서.docx
+++ b/docs/덤프링_시스템_운영프로세스_및_코드명세서.docx
@@ -9,6 +9,7 @@
       </w:pPr>
       <w:r>
         <w:rPr>
+          <w:rFonts w:ascii="맑은 고딕" w:hAnsi="맑은 고딕" w:eastAsia="맑은 고딕"/>
           <w:b/>
           <w:color w:val="004D5A"/>
           <w:sz w:val="44"/>
@@ -23,6 +24,7 @@
       </w:pPr>
       <w:r>
         <w:rPr>
+          <w:rFonts w:ascii="맑은 고딕" w:hAnsi="맑은 고딕" w:eastAsia="맑은 고딕"/>
           <w:color w:val="E2E8F0"/>
         </w:rPr>
         <w:t>――――――――――――――――――――――――――――――――――――――――</w:t>
@@ -35,6 +37,7 @@
       </w:pPr>
       <w:r>
         <w:rPr>
+          <w:rFonts w:ascii="맑은 고딕" w:hAnsi="맑은 고딕" w:eastAsia="맑은 고딕"/>
           <w:b/>
           <w:color w:val="004D5A"/>
           <w:sz w:val="32"/>
@@ -47,24 +50,35 @@
         <w:spacing w:after="120" w:line="312" w:lineRule="auto"/>
       </w:pPr>
       <w:r>
+        <w:rPr>
+          <w:rFonts w:ascii="맑은 고딕" w:hAnsi="맑은 고딕" w:eastAsia="맑은 고딕"/>
+        </w:rPr>
         <w:t xml:space="preserve">본 문서는 개발자 및 운영자를 위해 덤프링 플랫폼의 핵심 </w:t>
       </w:r>
       <w:r>
         <w:rPr>
+          <w:rFonts w:ascii="맑은 고딕" w:hAnsi="맑은 고딕" w:eastAsia="맑은 고딕"/>
           <w:b/>
         </w:rPr>
         <w:t>운영 비즈니스 라이프사이클(State Machine)</w:t>
       </w:r>
       <w:r>
+        <w:rPr>
+          <w:rFonts w:ascii="맑은 고딕" w:hAnsi="맑은 고딕" w:eastAsia="맑은 고딕"/>
+        </w:rPr>
         <w:t xml:space="preserve">과 데이터베이스에서 활용되는 </w:t>
       </w:r>
       <w:r>
         <w:rPr>
+          <w:rFonts w:ascii="맑은 고딕" w:hAnsi="맑은 고딕" w:eastAsia="맑은 고딕"/>
           <w:b/>
         </w:rPr>
         <w:t>마스터 공통 코드표</w:t>
       </w:r>
       <w:r>
+        <w:rPr>
+          <w:rFonts w:ascii="맑은 고딕" w:hAnsi="맑은 고딕" w:eastAsia="맑은 고딕"/>
+        </w:rPr>
         <w:t>를 정의한 기술 명세서입니다.</w:t>
       </w:r>
     </w:p>
@@ -74,6 +88,9 @@
         <w:spacing w:after="60" w:line="300" w:lineRule="auto"/>
       </w:pPr>
       <w:r>
+        <w:rPr>
+          <w:rFonts w:ascii="맑은 고딕" w:hAnsi="맑은 고딕" w:eastAsia="맑은 고딕"/>
+        </w:rPr>
         <w:t>--</w:t>
       </w:r>
     </w:p>
@@ -84,6 +101,7 @@
       </w:pPr>
       <w:r>
         <w:rPr>
+          <w:rFonts w:ascii="맑은 고딕" w:hAnsi="맑은 고딕" w:eastAsia="맑은 고딕"/>
           <w:b/>
           <w:color w:val="FF7A00"/>
           <w:sz w:val="26"/>
@@ -96,15 +114,22 @@
         <w:spacing w:after="120" w:line="312" w:lineRule="auto"/>
       </w:pPr>
       <w:r>
+        <w:rPr>
+          <w:rFonts w:ascii="맑은 고딕" w:hAnsi="맑은 고딕" w:eastAsia="맑은 고딕"/>
+        </w:rPr>
         <w:t xml:space="preserve">덤프링의 비즈니스 흐름은 </w:t>
       </w:r>
       <w:r>
         <w:rPr>
+          <w:rFonts w:ascii="맑은 고딕" w:hAnsi="맑은 고딕" w:eastAsia="맑은 고딕"/>
           <w:b/>
         </w:rPr>
         <w:t>현장 오더 발행 ➔ 지주 승인 ➔ 기사 배차 및 미터기 운행 ➔ 하차지 반입 승인 ➔ 정산 및 분쟁 중재</w:t>
       </w:r>
       <w:r>
+        <w:rPr>
+          <w:rFonts w:ascii="맑은 고딕" w:hAnsi="맑은 고딕" w:eastAsia="맑은 고딕"/>
+        </w:rPr>
         <w:t>로 이어지는 견고한 트랜잭션 흐름을 갖습니다.</w:t>
       </w:r>
     </w:p>
@@ -115,6 +140,7 @@
       </w:pPr>
       <w:r>
         <w:rPr>
+          <w:rFonts w:ascii="맑은 고딕" w:hAnsi="맑은 고딕" w:eastAsia="맑은 고딕"/>
           <w:b/>
           <w:color w:val="2D3748"/>
           <w:sz w:val="23"/>
@@ -127,15 +153,23 @@
         <w:pStyle w:val="ListNumber"/>
         <w:spacing w:after="80" w:line="300" w:lineRule="auto"/>
       </w:pPr>
-      <w:r/>
       <w:r>
         <w:rPr>
+          <w:rFonts w:ascii="맑은 고딕" w:hAnsi="맑은 고딕" w:eastAsia="맑은 고딕"/>
+        </w:rPr>
+      </w:r>
+      <w:r>
+        <w:rPr>
+          <w:rFonts w:ascii="맑은 고딕" w:hAnsi="맑은 고딕" w:eastAsia="맑은 고딕"/>
           <w:b/>
           <w:color w:val="FF7A00"/>
         </w:rPr>
         <w:t>오더 신청 (`WAITING_APPROVAL`)</w:t>
       </w:r>
       <w:r>
+        <w:rPr>
+          <w:rFonts w:ascii="맑은 고딕" w:hAnsi="맑은 고딕" w:eastAsia="맑은 고딕"/>
+        </w:rPr>
         <w:t>: 현장 관리자(Site Manager)가 하차지가 올린 '매립 수용 공고'를 보고 필요한 덤프 트럭 수량 및 작업 날짜를 지정하여 오더를 넣습니다.</w:t>
       </w:r>
     </w:p>
@@ -144,15 +178,23 @@
         <w:pStyle w:val="ListNumber"/>
         <w:spacing w:after="80" w:line="300" w:lineRule="auto"/>
       </w:pPr>
-      <w:r/>
       <w:r>
         <w:rPr>
+          <w:rFonts w:ascii="맑은 고딕" w:hAnsi="맑은 고딕" w:eastAsia="맑은 고딕"/>
+        </w:rPr>
+      </w:r>
+      <w:r>
+        <w:rPr>
+          <w:rFonts w:ascii="맑은 고딕" w:hAnsi="맑은 고딕" w:eastAsia="맑은 고딕"/>
           <w:b/>
           <w:color w:val="FF7A00"/>
         </w:rPr>
         <w:t>지주 심사 및 승인 (`OPEN`)</w:t>
       </w:r>
       <w:r>
+        <w:rPr>
+          <w:rFonts w:ascii="맑은 고딕" w:hAnsi="맑은 고딕" w:eastAsia="맑은 고딕"/>
+        </w:rPr>
         <w:t>: 하차지 지주가 본인 사토장의 토사 반입 잔여량 및 요청된 토종(뻘흙 등 부적합 여부)을 육안/서류 검증 후 최종 승인하면 기사 앱에 즉시 공고가 배포됩니다.</w:t>
       </w:r>
     </w:p>
@@ -161,15 +203,23 @@
         <w:pStyle w:val="ListNumber"/>
         <w:spacing w:after="80" w:line="300" w:lineRule="auto"/>
       </w:pPr>
-      <w:r/>
       <w:r>
         <w:rPr>
+          <w:rFonts w:ascii="맑은 고딕" w:hAnsi="맑은 고딕" w:eastAsia="맑은 고딕"/>
+        </w:rPr>
+      </w:r>
+      <w:r>
+        <w:rPr>
+          <w:rFonts w:ascii="맑은 고딕" w:hAnsi="맑은 고딕" w:eastAsia="맑은 고딕"/>
           <w:b/>
           <w:color w:val="FF7A00"/>
         </w:rPr>
         <w:t>매칭 마감 (`CLOSED`)</w:t>
       </w:r>
       <w:r>
+        <w:rPr>
+          <w:rFonts w:ascii="맑은 고딕" w:hAnsi="맑은 고딕" w:eastAsia="맑은 고딕"/>
+        </w:rPr>
         <w:t>: 신청 대수만큼 기사가 배차를 완료하면 자동으로 모집이 마감됩니다.</w:t>
       </w:r>
     </w:p>
@@ -179,6 +229,9 @@
         <w:spacing w:after="60" w:line="300" w:lineRule="auto"/>
       </w:pPr>
       <w:r>
+        <w:rPr>
+          <w:rFonts w:ascii="맑은 고딕" w:hAnsi="맑은 고딕" w:eastAsia="맑은 고딕"/>
+        </w:rPr>
         <w:t>--</w:t>
       </w:r>
     </w:p>
@@ -189,6 +242,7 @@
       </w:pPr>
       <w:r>
         <w:rPr>
+          <w:rFonts w:ascii="맑은 고딕" w:hAnsi="맑은 고딕" w:eastAsia="맑은 고딕"/>
           <w:b/>
           <w:color w:val="2D3748"/>
           <w:sz w:val="23"/>
@@ -202,6 +256,9 @@
         <w:spacing w:after="60" w:line="300" w:lineRule="auto"/>
       </w:pPr>
       <w:r>
+        <w:rPr>
+          <w:rFonts w:ascii="맑은 고딕" w:hAnsi="맑은 고딕" w:eastAsia="맑은 고딕"/>
+        </w:rPr>
         <w:t>--</w:t>
       </w:r>
     </w:p>
@@ -212,6 +269,7 @@
       </w:pPr>
       <w:r>
         <w:rPr>
+          <w:rFonts w:ascii="맑은 고딕" w:hAnsi="맑은 고딕" w:eastAsia="맑은 고딕"/>
           <w:b/>
           <w:color w:val="FF7A00"/>
           <w:sz w:val="26"/>
@@ -224,6 +282,9 @@
         <w:spacing w:after="120" w:line="312" w:lineRule="auto"/>
       </w:pPr>
       <w:r>
+        <w:rPr>
+          <w:rFonts w:ascii="맑은 고딕" w:hAnsi="맑은 고딕" w:eastAsia="맑은 고딕"/>
+        </w:rPr>
         <w:t>데이터베이스의 공통 코드 테이블(`common_codes`) 및 엔티티의 상태(Status) 필드 구조 정의서입니다.</w:t>
       </w:r>
     </w:p>
@@ -234,6 +295,7 @@
       </w:pPr>
       <w:r>
         <w:rPr>
+          <w:rFonts w:ascii="맑은 고딕" w:hAnsi="맑은 고딕" w:eastAsia="맑은 고딕"/>
           <w:b/>
           <w:color w:val="2D3748"/>
           <w:sz w:val="23"/>
@@ -270,6 +332,7 @@
             </w:pPr>
             <w:r>
               <w:rPr>
+                <w:rFonts w:ascii="맑은 고딕" w:hAnsi="맑은 고딕" w:eastAsia="맑은 고딕"/>
                 <w:b/>
                 <w:color w:val="FFFFFF"/>
                 <w:sz w:val="19"/>
@@ -295,6 +358,7 @@
             </w:pPr>
             <w:r>
               <w:rPr>
+                <w:rFonts w:ascii="맑은 고딕" w:hAnsi="맑은 고딕" w:eastAsia="맑은 고딕"/>
                 <w:b/>
                 <w:color w:val="FFFFFF"/>
                 <w:sz w:val="19"/>
@@ -320,6 +384,7 @@
             </w:pPr>
             <w:r>
               <w:rPr>
+                <w:rFonts w:ascii="맑은 고딕" w:hAnsi="맑은 고딕" w:eastAsia="맑은 고딕"/>
                 <w:b/>
                 <w:color w:val="FFFFFF"/>
                 <w:sz w:val="19"/>
@@ -347,6 +412,7 @@
             </w:pPr>
             <w:r>
               <w:rPr>
+                <w:rFonts w:ascii="맑은 고딕" w:hAnsi="맑은 고딕" w:eastAsia="맑은 고딕"/>
                 <w:sz w:val="18"/>
               </w:rPr>
               <w:t>`is_site_manager`</w:t>
@@ -370,6 +436,7 @@
             </w:pPr>
             <w:r>
               <w:rPr>
+                <w:rFonts w:ascii="맑은 고딕" w:hAnsi="맑은 고딕" w:eastAsia="맑은 고딕"/>
                 <w:sz w:val="18"/>
               </w:rPr>
               <w:t>공사현장 관리자</w:t>
@@ -393,6 +460,7 @@
             </w:pPr>
             <w:r>
               <w:rPr>
+                <w:rFonts w:ascii="맑은 고딕" w:hAnsi="맑은 고딕" w:eastAsia="맑은 고딕"/>
                 <w:sz w:val="18"/>
               </w:rPr>
               <w:t>현장 개설 권한, 소속 담당자 승인/반려 권한, B2B 매칭 오더 발행 권한</w:t>
@@ -418,6 +486,7 @@
             </w:pPr>
             <w:r>
               <w:rPr>
+                <w:rFonts w:ascii="맑은 고딕" w:hAnsi="맑은 고딕" w:eastAsia="맑은 고딕"/>
                 <w:sz w:val="18"/>
               </w:rPr>
               <w:t>`is_site_worker`</w:t>
@@ -441,6 +510,7 @@
             </w:pPr>
             <w:r>
               <w:rPr>
+                <w:rFonts w:ascii="맑은 고딕" w:hAnsi="맑은 고딕" w:eastAsia="맑은 고딕"/>
                 <w:sz w:val="18"/>
               </w:rPr>
               <w:t>현장 담당자</w:t>
@@ -464,6 +534,7 @@
             </w:pPr>
             <w:r>
               <w:rPr>
+                <w:rFonts w:ascii="맑은 고딕" w:hAnsi="맑은 고딕" w:eastAsia="맑은 고딕"/>
                 <w:sz w:val="18"/>
               </w:rPr>
               <w:t>소속 현장 매핑 신청 권한, 현장 출입 덤프 차량 관제 및 게이트 통제</w:t>
@@ -489,6 +560,7 @@
             </w:pPr>
             <w:r>
               <w:rPr>
+                <w:rFonts w:ascii="맑은 고딕" w:hAnsi="맑은 고딕" w:eastAsia="맑은 고딕"/>
                 <w:sz w:val="18"/>
               </w:rPr>
               <w:t>`is_owner`</w:t>
@@ -512,6 +584,7 @@
             </w:pPr>
             <w:r>
               <w:rPr>
+                <w:rFonts w:ascii="맑은 고딕" w:hAnsi="맑은 고딕" w:eastAsia="맑은 고딕"/>
                 <w:sz w:val="18"/>
               </w:rPr>
               <w:t>덤프 차주</w:t>
@@ -535,6 +608,7 @@
             </w:pPr>
             <w:r>
               <w:rPr>
+                <w:rFonts w:ascii="맑은 고딕" w:hAnsi="맑은 고딕" w:eastAsia="맑은 고딕"/>
                 <w:sz w:val="18"/>
               </w:rPr>
               <w:t>덤프 차량 등록, 소속 운전기사 번호 선등록(초대) 및 연동 배정 권한</w:t>
@@ -560,6 +634,7 @@
             </w:pPr>
             <w:r>
               <w:rPr>
+                <w:rFonts w:ascii="맑은 고딕" w:hAnsi="맑은 고딕" w:eastAsia="맑은 고딕"/>
                 <w:sz w:val="18"/>
               </w:rPr>
               <w:t>`is_driver`</w:t>
@@ -583,6 +658,7 @@
             </w:pPr>
             <w:r>
               <w:rPr>
+                <w:rFonts w:ascii="맑은 고딕" w:hAnsi="맑은 고딕" w:eastAsia="맑은 고딕"/>
                 <w:sz w:val="18"/>
               </w:rPr>
               <w:t>덤프 기사</w:t>
@@ -606,6 +682,7 @@
             </w:pPr>
             <w:r>
               <w:rPr>
+                <w:rFonts w:ascii="맑은 고딕" w:hAnsi="맑은 고딕" w:eastAsia="맑은 고딕"/>
                 <w:sz w:val="18"/>
               </w:rPr>
               <w:t>배차 콜 수락, 실시간 GPS 미터기 주행, 전자 영수증 및 운행 이력 확인</w:t>
@@ -631,6 +708,7 @@
             </w:pPr>
             <w:r>
               <w:rPr>
+                <w:rFonts w:ascii="맑은 고딕" w:hAnsi="맑은 고딕" w:eastAsia="맑은 고딕"/>
                 <w:sz w:val="18"/>
               </w:rPr>
               <w:t>`is_drop_off`</w:t>
@@ -654,6 +732,7 @@
             </w:pPr>
             <w:r>
               <w:rPr>
+                <w:rFonts w:ascii="맑은 고딕" w:hAnsi="맑은 고딕" w:eastAsia="맑은 고딕"/>
                 <w:sz w:val="18"/>
               </w:rPr>
               <w:t>하차지 지주</w:t>
@@ -677,6 +756,7 @@
             </w:pPr>
             <w:r>
               <w:rPr>
+                <w:rFonts w:ascii="맑은 고딕" w:hAnsi="맑은 고딕" w:eastAsia="맑은 고딕"/>
                 <w:sz w:val="18"/>
               </w:rPr>
               <w:t>하차지 사토장 개설, 매립 수용 공고 게시, 현장 B2B 오더 최종 승인/반려</w:t>
@@ -702,6 +782,7 @@
             </w:pPr>
             <w:r>
               <w:rPr>
+                <w:rFonts w:ascii="맑은 고딕" w:hAnsi="맑은 고딕" w:eastAsia="맑은 고딕"/>
                 <w:sz w:val="18"/>
               </w:rPr>
               <w:t>`is_admin`</w:t>
@@ -725,6 +806,7 @@
             </w:pPr>
             <w:r>
               <w:rPr>
+                <w:rFonts w:ascii="맑은 고딕" w:hAnsi="맑은 고딕" w:eastAsia="맑은 고딕"/>
                 <w:sz w:val="18"/>
               </w:rPr>
               <w:t>플랫폼 어드민</w:t>
@@ -748,6 +830,7 @@
             </w:pPr>
             <w:r>
               <w:rPr>
+                <w:rFonts w:ascii="맑은 고딕" w:hAnsi="맑은 고딕" w:eastAsia="맑은 고딕"/>
                 <w:sz w:val="18"/>
               </w:rPr>
               <w:t>신규 회원 가입 심사, 배차 강제 개입 통제, 분쟁 GPS 분석 직권 중재</w:t>
@@ -767,6 +850,9 @@
         <w:spacing w:after="60" w:line="300" w:lineRule="auto"/>
       </w:pPr>
       <w:r>
+        <w:rPr>
+          <w:rFonts w:ascii="맑은 고딕" w:hAnsi="맑은 고딕" w:eastAsia="맑은 고딕"/>
+        </w:rPr>
         <w:t>--</w:t>
       </w:r>
     </w:p>
@@ -777,6 +863,7 @@
       </w:pPr>
       <w:r>
         <w:rPr>
+          <w:rFonts w:ascii="맑은 고딕" w:hAnsi="맑은 고딕" w:eastAsia="맑은 고딕"/>
           <w:b/>
           <w:color w:val="2D3748"/>
           <w:sz w:val="23"/>
@@ -813,6 +900,7 @@
             </w:pPr>
             <w:r>
               <w:rPr>
+                <w:rFonts w:ascii="맑은 고딕" w:hAnsi="맑은 고딕" w:eastAsia="맑은 고딕"/>
                 <w:b/>
                 <w:color w:val="FFFFFF"/>
                 <w:sz w:val="19"/>
@@ -838,6 +926,7 @@
             </w:pPr>
             <w:r>
               <w:rPr>
+                <w:rFonts w:ascii="맑은 고딕" w:hAnsi="맑은 고딕" w:eastAsia="맑은 고딕"/>
                 <w:b/>
                 <w:color w:val="FFFFFF"/>
                 <w:sz w:val="19"/>
@@ -863,6 +952,7 @@
             </w:pPr>
             <w:r>
               <w:rPr>
+                <w:rFonts w:ascii="맑은 고딕" w:hAnsi="맑은 고딕" w:eastAsia="맑은 고딕"/>
                 <w:b/>
                 <w:color w:val="FFFFFF"/>
                 <w:sz w:val="19"/>
@@ -890,6 +980,7 @@
             </w:pPr>
             <w:r>
               <w:rPr>
+                <w:rFonts w:ascii="맑은 고딕" w:hAnsi="맑은 고딕" w:eastAsia="맑은 고딕"/>
                 <w:sz w:val="18"/>
               </w:rPr>
               <w:t>`WAITING_APPROVAL`</w:t>
@@ -913,6 +1004,7 @@
             </w:pPr>
             <w:r>
               <w:rPr>
+                <w:rFonts w:ascii="맑은 고딕" w:hAnsi="맑은 고딕" w:eastAsia="맑은 고딕"/>
                 <w:sz w:val="18"/>
               </w:rPr>
               <w:t>하차지 승인 대기</w:t>
@@ -936,6 +1028,7 @@
             </w:pPr>
             <w:r>
               <w:rPr>
+                <w:rFonts w:ascii="맑은 고딕" w:hAnsi="맑은 고딕" w:eastAsia="맑은 고딕"/>
                 <w:sz w:val="18"/>
               </w:rPr>
               <w:t>현장 관리자가 발행 직후 상태 (기사들에게 노출되지 않음)</w:t>
@@ -961,6 +1054,7 @@
             </w:pPr>
             <w:r>
               <w:rPr>
+                <w:rFonts w:ascii="맑은 고딕" w:hAnsi="맑은 고딕" w:eastAsia="맑은 고딕"/>
                 <w:sz w:val="18"/>
               </w:rPr>
               <w:t>`OPEN`</w:t>
@@ -984,6 +1078,7 @@
             </w:pPr>
             <w:r>
               <w:rPr>
+                <w:rFonts w:ascii="맑은 고딕" w:hAnsi="맑은 고딕" w:eastAsia="맑은 고딕"/>
                 <w:sz w:val="18"/>
               </w:rPr>
               <w:t>모집 진행 중 (승인 완료)</w:t>
@@ -1007,6 +1102,7 @@
             </w:pPr>
             <w:r>
               <w:rPr>
+                <w:rFonts w:ascii="맑은 고딕" w:hAnsi="맑은 고딕" w:eastAsia="맑은 고딕"/>
                 <w:sz w:val="18"/>
               </w:rPr>
               <w:t>하차지 지주가 승인을 완료하여 기사들에게 배차 모집 공고로 노출된 상태</w:t>
@@ -1032,6 +1128,7 @@
             </w:pPr>
             <w:r>
               <w:rPr>
+                <w:rFonts w:ascii="맑은 고딕" w:hAnsi="맑은 고딕" w:eastAsia="맑은 고딕"/>
                 <w:sz w:val="18"/>
               </w:rPr>
               <w:t>`CLOSED`</w:t>
@@ -1055,6 +1152,7 @@
             </w:pPr>
             <w:r>
               <w:rPr>
+                <w:rFonts w:ascii="맑은 고딕" w:hAnsi="맑은 고딕" w:eastAsia="맑은 고딕"/>
                 <w:sz w:val="18"/>
               </w:rPr>
               <w:t>매칭 마감</w:t>
@@ -1078,6 +1176,7 @@
             </w:pPr>
             <w:r>
               <w:rPr>
+                <w:rFonts w:ascii="맑은 고딕" w:hAnsi="맑은 고딕" w:eastAsia="맑은 고딕"/>
                 <w:sz w:val="18"/>
               </w:rPr>
               <w:t>목표한 모집 덤프 트럭 대수가 모두 충족되어 모집이 완료된 상태</w:t>
@@ -1103,6 +1202,7 @@
             </w:pPr>
             <w:r>
               <w:rPr>
+                <w:rFonts w:ascii="맑은 고딕" w:hAnsi="맑은 고딕" w:eastAsia="맑은 고딕"/>
                 <w:sz w:val="18"/>
               </w:rPr>
               <w:t>`CANCELLED`</w:t>
@@ -1126,6 +1226,7 @@
             </w:pPr>
             <w:r>
               <w:rPr>
+                <w:rFonts w:ascii="맑은 고딕" w:hAnsi="맑은 고딕" w:eastAsia="맑은 고딕"/>
                 <w:sz w:val="18"/>
               </w:rPr>
               <w:t>오더 취소</w:t>
@@ -1149,6 +1250,7 @@
             </w:pPr>
             <w:r>
               <w:rPr>
+                <w:rFonts w:ascii="맑은 고딕" w:hAnsi="맑은 고딕" w:eastAsia="맑은 고딕"/>
                 <w:sz w:val="18"/>
               </w:rPr>
               <w:t>현장 사정으로 취소되었거나 지주에 의해 반려된 상태</w:t>
@@ -1168,6 +1270,9 @@
         <w:spacing w:after="60" w:line="300" w:lineRule="auto"/>
       </w:pPr>
       <w:r>
+        <w:rPr>
+          <w:rFonts w:ascii="맑은 고딕" w:hAnsi="맑은 고딕" w:eastAsia="맑은 고딕"/>
+        </w:rPr>
         <w:t>--</w:t>
       </w:r>
     </w:p>
@@ -1178,6 +1283,7 @@
       </w:pPr>
       <w:r>
         <w:rPr>
+          <w:rFonts w:ascii="맑은 고딕" w:hAnsi="맑은 고딕" w:eastAsia="맑은 고딕"/>
           <w:b/>
           <w:color w:val="2D3748"/>
           <w:sz w:val="23"/>
@@ -1215,6 +1321,7 @@
             </w:pPr>
             <w:r>
               <w:rPr>
+                <w:rFonts w:ascii="맑은 고딕" w:hAnsi="맑은 고딕" w:eastAsia="맑은 고딕"/>
                 <w:b/>
                 <w:color w:val="FFFFFF"/>
                 <w:sz w:val="19"/>
@@ -1240,6 +1347,7 @@
             </w:pPr>
             <w:r>
               <w:rPr>
+                <w:rFonts w:ascii="맑은 고딕" w:hAnsi="맑은 고딕" w:eastAsia="맑은 고딕"/>
                 <w:b/>
                 <w:color w:val="FFFFFF"/>
                 <w:sz w:val="19"/>
@@ -1265,6 +1373,7 @@
             </w:pPr>
             <w:r>
               <w:rPr>
+                <w:rFonts w:ascii="맑은 고딕" w:hAnsi="맑은 고딕" w:eastAsia="맑은 고딕"/>
                 <w:b/>
                 <w:color w:val="FFFFFF"/>
                 <w:sz w:val="19"/>
@@ -1290,6 +1399,7 @@
             </w:pPr>
             <w:r>
               <w:rPr>
+                <w:rFonts w:ascii="맑은 고딕" w:hAnsi="맑은 고딕" w:eastAsia="맑은 고딕"/>
                 <w:b/>
                 <w:color w:val="FFFFFF"/>
                 <w:sz w:val="19"/>
@@ -1317,6 +1427,7 @@
             </w:pPr>
             <w:r>
               <w:rPr>
+                <w:rFonts w:ascii="맑은 고딕" w:hAnsi="맑은 고딕" w:eastAsia="맑은 고딕"/>
                 <w:sz w:val="18"/>
               </w:rPr>
               <w:t>`GOOD_SOIL`</w:t>
@@ -1340,6 +1451,7 @@
             </w:pPr>
             <w:r>
               <w:rPr>
+                <w:rFonts w:ascii="맑은 고딕" w:hAnsi="맑은 고딕" w:eastAsia="맑은 고딕"/>
                 <w:sz w:val="18"/>
               </w:rPr>
               <w:t>양질토</w:t>
@@ -1363,6 +1475,7 @@
             </w:pPr>
             <w:r>
               <w:rPr>
+                <w:rFonts w:ascii="맑은 고딕" w:hAnsi="맑은 고딕" w:eastAsia="맑은 고딕"/>
                 <w:sz w:val="18"/>
               </w:rPr>
               <w:t>1</w:t>
@@ -1386,6 +1499,7 @@
             </w:pPr>
             <w:r>
               <w:rPr>
+                <w:rFonts w:ascii="맑은 고딕" w:hAnsi="맑은 고딕" w:eastAsia="맑은 고딕"/>
                 <w:sz w:val="18"/>
               </w:rPr>
               <w:t>도로 및 성토용으로 가장 적합한 양질의 흙</w:t>
@@ -1411,6 +1525,7 @@
             </w:pPr>
             <w:r>
               <w:rPr>
+                <w:rFonts w:ascii="맑은 고딕" w:hAnsi="맑은 고딕" w:eastAsia="맑은 고딕"/>
                 <w:sz w:val="18"/>
               </w:rPr>
               <w:t>`MUD_SOIL`</w:t>
@@ -1434,6 +1549,7 @@
             </w:pPr>
             <w:r>
               <w:rPr>
+                <w:rFonts w:ascii="맑은 고딕" w:hAnsi="맑은 고딕" w:eastAsia="맑은 고딕"/>
                 <w:sz w:val="18"/>
               </w:rPr>
               <w:t>뻘흙</w:t>
@@ -1457,6 +1573,7 @@
             </w:pPr>
             <w:r>
               <w:rPr>
+                <w:rFonts w:ascii="맑은 고딕" w:hAnsi="맑은 고딕" w:eastAsia="맑은 고딕"/>
                 <w:sz w:val="18"/>
               </w:rPr>
               <w:t>2</w:t>
@@ -1480,6 +1597,7 @@
             </w:pPr>
             <w:r>
               <w:rPr>
+                <w:rFonts w:ascii="맑은 고딕" w:hAnsi="맑은 고딕" w:eastAsia="맑은 고딕"/>
                 <w:sz w:val="18"/>
               </w:rPr>
               <w:t>점성이 강해 하차지 반입 시 정밀 검사가 필요한 토사</w:t>
@@ -1505,6 +1623,7 @@
             </w:pPr>
             <w:r>
               <w:rPr>
+                <w:rFonts w:ascii="맑은 고딕" w:hAnsi="맑은 고딕" w:eastAsia="맑은 고딕"/>
                 <w:sz w:val="18"/>
               </w:rPr>
               <w:t>`ROCK`</w:t>
@@ -1528,6 +1647,7 @@
             </w:pPr>
             <w:r>
               <w:rPr>
+                <w:rFonts w:ascii="맑은 고딕" w:hAnsi="맑은 고딕" w:eastAsia="맑은 고딕"/>
                 <w:sz w:val="18"/>
               </w:rPr>
               <w:t>암버럭</w:t>
@@ -1551,6 +1671,7 @@
             </w:pPr>
             <w:r>
               <w:rPr>
+                <w:rFonts w:ascii="맑은 고딕" w:hAnsi="맑은 고딕" w:eastAsia="맑은 고딕"/>
                 <w:sz w:val="18"/>
               </w:rPr>
               <w:t>3</w:t>
@@ -1574,6 +1695,7 @@
             </w:pPr>
             <w:r>
               <w:rPr>
+                <w:rFonts w:ascii="맑은 고딕" w:hAnsi="맑은 고딕" w:eastAsia="맑은 고딕"/>
                 <w:sz w:val="18"/>
               </w:rPr>
               <w:t>발파 및 굴착 작업 시 발생하는 돌덩어리 및 암석</w:t>
@@ -1599,6 +1721,7 @@
             </w:pPr>
             <w:r>
               <w:rPr>
+                <w:rFonts w:ascii="맑은 고딕" w:hAnsi="맑은 고딕" w:eastAsia="맑은 고딕"/>
                 <w:sz w:val="18"/>
               </w:rPr>
               <w:t>`MIXED`</w:t>
@@ -1622,6 +1745,7 @@
             </w:pPr>
             <w:r>
               <w:rPr>
+                <w:rFonts w:ascii="맑은 고딕" w:hAnsi="맑은 고딕" w:eastAsia="맑은 고딕"/>
                 <w:sz w:val="18"/>
               </w:rPr>
               <w:t>혼합토</w:t>
@@ -1645,6 +1769,7 @@
             </w:pPr>
             <w:r>
               <w:rPr>
+                <w:rFonts w:ascii="맑은 고딕" w:hAnsi="맑은 고딕" w:eastAsia="맑은 고딕"/>
                 <w:sz w:val="18"/>
               </w:rPr>
               <w:t>4</w:t>
@@ -1668,6 +1793,7 @@
             </w:pPr>
             <w:r>
               <w:rPr>
+                <w:rFonts w:ascii="맑은 고딕" w:hAnsi="맑은 고딕" w:eastAsia="맑은 고딕"/>
                 <w:sz w:val="18"/>
               </w:rPr>
               <w:t>흙과 암석이 혼재된 복합 토사</w:t>
@@ -1687,6 +1813,9 @@
         <w:spacing w:after="60" w:line="300" w:lineRule="auto"/>
       </w:pPr>
       <w:r>
+        <w:rPr>
+          <w:rFonts w:ascii="맑은 고딕" w:hAnsi="맑은 고딕" w:eastAsia="맑은 고딕"/>
+        </w:rPr>
         <w:t>--</w:t>
       </w:r>
     </w:p>
@@ -1697,6 +1826,7 @@
       </w:pPr>
       <w:r>
         <w:rPr>
+          <w:rFonts w:ascii="맑은 고딕" w:hAnsi="맑은 고딕" w:eastAsia="맑은 고딕"/>
           <w:b/>
           <w:color w:val="2D3748"/>
           <w:sz w:val="23"/>
@@ -1734,6 +1864,7 @@
             </w:pPr>
             <w:r>
               <w:rPr>
+                <w:rFonts w:ascii="맑은 고딕" w:hAnsi="맑은 고딕" w:eastAsia="맑은 고딕"/>
                 <w:b/>
                 <w:color w:val="FFFFFF"/>
                 <w:sz w:val="19"/>
@@ -1759,6 +1890,7 @@
             </w:pPr>
             <w:r>
               <w:rPr>
+                <w:rFonts w:ascii="맑은 고딕" w:hAnsi="맑은 고딕" w:eastAsia="맑은 고딕"/>
                 <w:b/>
                 <w:color w:val="FFFFFF"/>
                 <w:sz w:val="19"/>
@@ -1784,6 +1916,7 @@
             </w:pPr>
             <w:r>
               <w:rPr>
+                <w:rFonts w:ascii="맑은 고딕" w:hAnsi="맑은 고딕" w:eastAsia="맑은 고딕"/>
                 <w:b/>
                 <w:color w:val="FFFFFF"/>
                 <w:sz w:val="19"/>
@@ -1809,6 +1942,7 @@
             </w:pPr>
             <w:r>
               <w:rPr>
+                <w:rFonts w:ascii="맑은 고딕" w:hAnsi="맑은 고딕" w:eastAsia="맑은 고딕"/>
                 <w:b/>
                 <w:color w:val="FFFFFF"/>
                 <w:sz w:val="19"/>
@@ -1836,6 +1970,7 @@
             </w:pPr>
             <w:r>
               <w:rPr>
+                <w:rFonts w:ascii="맑은 고딕" w:hAnsi="맑은 고딕" w:eastAsia="맑은 고딕"/>
                 <w:sz w:val="18"/>
               </w:rPr>
               <w:t>`T_25`</w:t>
@@ -1859,6 +1994,7 @@
             </w:pPr>
             <w:r>
               <w:rPr>
+                <w:rFonts w:ascii="맑은 고딕" w:hAnsi="맑은 고딕" w:eastAsia="맑은 고딕"/>
                 <w:sz w:val="18"/>
               </w:rPr>
               <w:t>25톤 덤프</w:t>
@@ -1882,6 +2018,7 @@
             </w:pPr>
             <w:r>
               <w:rPr>
+                <w:rFonts w:ascii="맑은 고딕" w:hAnsi="맑은 고딕" w:eastAsia="맑은 고딕"/>
                 <w:sz w:val="18"/>
               </w:rPr>
               <w:t>25.5 톤 수용</w:t>
@@ -1905,6 +2042,7 @@
             </w:pPr>
             <w:r>
               <w:rPr>
+                <w:rFonts w:ascii="맑은 고딕" w:hAnsi="맑은 고딕" w:eastAsia="맑은 고딕"/>
                 <w:sz w:val="18"/>
               </w:rPr>
               <w:t>고중량 장거리 수송용 메인 덤프</w:t>
@@ -1930,6 +2068,7 @@
             </w:pPr>
             <w:r>
               <w:rPr>
+                <w:rFonts w:ascii="맑은 고딕" w:hAnsi="맑은 고딕" w:eastAsia="맑은 고딕"/>
                 <w:sz w:val="18"/>
               </w:rPr>
               <w:t>`T_15`</w:t>
@@ -1953,6 +2092,7 @@
             </w:pPr>
             <w:r>
               <w:rPr>
+                <w:rFonts w:ascii="맑은 고딕" w:hAnsi="맑은 고딕" w:eastAsia="맑은 고딕"/>
                 <w:sz w:val="18"/>
               </w:rPr>
               <w:t>15톤 덤프</w:t>
@@ -1976,6 +2116,7 @@
             </w:pPr>
             <w:r>
               <w:rPr>
+                <w:rFonts w:ascii="맑은 고딕" w:hAnsi="맑은 고딕" w:eastAsia="맑은 고딕"/>
                 <w:sz w:val="18"/>
               </w:rPr>
               <w:t>15.0 톤 수용</w:t>
@@ -1999,6 +2140,7 @@
             </w:pPr>
             <w:r>
               <w:rPr>
+                <w:rFonts w:ascii="맑은 고딕" w:hAnsi="맑은 고딕" w:eastAsia="맑은 고딕"/>
                 <w:sz w:val="18"/>
               </w:rPr>
               <w:t>도심지 좁은 도로 진입용 소형 덤프</w:t>
@@ -2024,6 +2166,7 @@
             </w:pPr>
             <w:r>
               <w:rPr>
+                <w:rFonts w:ascii="맑은 고딕" w:hAnsi="맑은 고딕" w:eastAsia="맑은 고딕"/>
                 <w:sz w:val="18"/>
               </w:rPr>
               <w:t>`T_27`</w:t>
@@ -2047,6 +2190,7 @@
             </w:pPr>
             <w:r>
               <w:rPr>
+                <w:rFonts w:ascii="맑은 고딕" w:hAnsi="맑은 고딕" w:eastAsia="맑은 고딕"/>
                 <w:sz w:val="18"/>
               </w:rPr>
               <w:t>27톤 덤프</w:t>
@@ -2070,6 +2214,7 @@
             </w:pPr>
             <w:r>
               <w:rPr>
+                <w:rFonts w:ascii="맑은 고딕" w:hAnsi="맑은 고딕" w:eastAsia="맑은 고딕"/>
                 <w:sz w:val="18"/>
               </w:rPr>
               <w:t>27.0 덤프 / 트레일러</w:t>
@@ -2093,6 +2238,7 @@
             </w:pPr>
             <w:r>
               <w:rPr>
+                <w:rFonts w:ascii="맑은 고딕" w:hAnsi="맑은 고딕" w:eastAsia="맑은 고딕"/>
                 <w:sz w:val="18"/>
               </w:rPr>
               <w:t>초고용량 특수 수송 차량</w:t>
@@ -2112,6 +2258,9 @@
         <w:spacing w:after="60" w:line="300" w:lineRule="auto"/>
       </w:pPr>
       <w:r>
+        <w:rPr>
+          <w:rFonts w:ascii="맑은 고딕" w:hAnsi="맑은 고딕" w:eastAsia="맑은 고딕"/>
+        </w:rPr>
         <w:t>--</w:t>
       </w:r>
     </w:p>
@@ -2122,6 +2271,7 @@
       </w:pPr>
       <w:r>
         <w:rPr>
+          <w:rFonts w:ascii="맑은 고딕" w:hAnsi="맑은 고딕" w:eastAsia="맑은 고딕"/>
           <w:b/>
           <w:color w:val="2D3748"/>
           <w:sz w:val="23"/>
@@ -2136,6 +2286,7 @@
       </w:pPr>
       <w:r>
         <w:rPr>
+          <w:rFonts w:ascii="맑은 고딕" w:hAnsi="맑은 고딕" w:eastAsia="맑은 고딕"/>
           <w:b/>
           <w:color w:val="2D3748"/>
           <w:sz w:val="23"/>
@@ -2148,15 +2299,23 @@
         <w:pStyle w:val="ListBullet"/>
         <w:spacing w:after="60" w:line="300" w:lineRule="auto"/>
       </w:pPr>
-      <w:r/>
       <w:r>
         <w:rPr>
+          <w:rFonts w:ascii="맑은 고딕" w:hAnsi="맑은 고딕" w:eastAsia="맑은 고딕"/>
+        </w:rPr>
+      </w:r>
+      <w:r>
+        <w:rPr>
+          <w:rFonts w:ascii="맑은 고딕" w:hAnsi="맑은 고딕" w:eastAsia="맑은 고딕"/>
           <w:b/>
           <w:color w:val="004D5A"/>
         </w:rPr>
         <w:t>`SITE_PAYS`</w:t>
       </w:r>
       <w:r>
+        <w:rPr>
+          <w:rFonts w:ascii="맑은 고딕" w:hAnsi="맑은 고딕" w:eastAsia="맑은 고딕"/>
+        </w:rPr>
         <w:t>: 상차지(공사 현장)에서 운송비를 직접 지불합니다.</w:t>
       </w:r>
     </w:p>
@@ -2165,15 +2324,23 @@
         <w:pStyle w:val="ListBullet"/>
         <w:spacing w:after="60" w:line="300" w:lineRule="auto"/>
       </w:pPr>
-      <w:r/>
       <w:r>
         <w:rPr>
+          <w:rFonts w:ascii="맑은 고딕" w:hAnsi="맑은 고딕" w:eastAsia="맑은 고딕"/>
+        </w:rPr>
+      </w:r>
+      <w:r>
+        <w:rPr>
+          <w:rFonts w:ascii="맑은 고딕" w:hAnsi="맑은 고딕" w:eastAsia="맑은 고딕"/>
           <w:b/>
           <w:color w:val="004D5A"/>
         </w:rPr>
         <w:t>`DROP_OFF_PAYS`</w:t>
       </w:r>
       <w:r>
+        <w:rPr>
+          <w:rFonts w:ascii="맑은 고딕" w:hAnsi="맑은 고딕" w:eastAsia="맑은 고딕"/>
+        </w:rPr>
         <w:t>: 하차지(사토장 지주)가 토사 수급을 위해 비용을 지불합니다.</w:t>
       </w:r>
     </w:p>
@@ -2182,15 +2349,23 @@
         <w:pStyle w:val="ListBullet"/>
         <w:spacing w:after="60" w:line="300" w:lineRule="auto"/>
       </w:pPr>
-      <w:r/>
       <w:r>
         <w:rPr>
+          <w:rFonts w:ascii="맑은 고딕" w:hAnsi="맑은 고딕" w:eastAsia="맑은 고딕"/>
+        </w:rPr>
+      </w:r>
+      <w:r>
+        <w:rPr>
+          <w:rFonts w:ascii="맑은 고딕" w:hAnsi="맑은 고딕" w:eastAsia="맑은 고딕"/>
           <w:b/>
           <w:color w:val="004D5A"/>
         </w:rPr>
         <w:t>`FREE`</w:t>
       </w:r>
       <w:r>
+        <w:rPr>
+          <w:rFonts w:ascii="맑은 고딕" w:hAnsi="맑은 고딕" w:eastAsia="맑은 고딕"/>
+        </w:rPr>
         <w:t>: 무상 토사 수용 조건으로 운송비 거래가 발생하지 않습니다.</w:t>
       </w:r>
     </w:p>
@@ -2201,6 +2376,7 @@
       </w:pPr>
       <w:r>
         <w:rPr>
+          <w:rFonts w:ascii="맑은 고딕" w:hAnsi="맑은 고딕" w:eastAsia="맑은 고딕"/>
           <w:b/>
           <w:color w:val="2D3748"/>
           <w:sz w:val="23"/>
@@ -2213,15 +2389,23 @@
         <w:pStyle w:val="ListBullet"/>
         <w:spacing w:after="60" w:line="300" w:lineRule="auto"/>
       </w:pPr>
-      <w:r/>
       <w:r>
         <w:rPr>
+          <w:rFonts w:ascii="맑은 고딕" w:hAnsi="맑은 고딕" w:eastAsia="맑은 고딕"/>
+        </w:rPr>
+      </w:r>
+      <w:r>
+        <w:rPr>
+          <w:rFonts w:ascii="맑은 고딕" w:hAnsi="맑은 고딕" w:eastAsia="맑은 고딕"/>
           <w:b/>
           <w:color w:val="004D5A"/>
         </w:rPr>
         <w:t>`DAILY`</w:t>
       </w:r>
       <w:r>
+        <w:rPr>
+          <w:rFonts w:ascii="맑은 고딕" w:hAnsi="맑은 고딕" w:eastAsia="맑은 고딕"/>
+        </w:rPr>
         <w:t>: 당일 주행 운임 정산 완료 후 기사 지갑으로 당일 지급 처리.</w:t>
       </w:r>
     </w:p>
@@ -2230,15 +2414,23 @@
         <w:pStyle w:val="ListBullet"/>
         <w:spacing w:after="60" w:line="300" w:lineRule="auto"/>
       </w:pPr>
-      <w:r/>
       <w:r>
         <w:rPr>
+          <w:rFonts w:ascii="맑은 고딕" w:hAnsi="맑은 고딕" w:eastAsia="맑은 고딕"/>
+        </w:rPr>
+      </w:r>
+      <w:r>
+        <w:rPr>
+          <w:rFonts w:ascii="맑은 고딕" w:hAnsi="맑은 고딕" w:eastAsia="맑은 고딕"/>
           <w:b/>
           <w:color w:val="004D5A"/>
         </w:rPr>
         <w:t>`MONTHLY`</w:t>
       </w:r>
       <w:r>
+        <w:rPr>
+          <w:rFonts w:ascii="맑은 고딕" w:hAnsi="맑은 고딕" w:eastAsia="맑은 고딕"/>
+        </w:rPr>
         <w:t>: 한 달 단위로 마감 취합하여 세금계산서 발행 후 월말 일괄 정산.</w:t>
       </w:r>
     </w:p>
@@ -2248,6 +2440,9 @@
         <w:spacing w:after="60" w:line="300" w:lineRule="auto"/>
       </w:pPr>
       <w:r>
+        <w:rPr>
+          <w:rFonts w:ascii="맑은 고딕" w:hAnsi="맑은 고딕" w:eastAsia="맑은 고딕"/>
+        </w:rPr>
         <w:t>--</w:t>
       </w:r>
     </w:p>
@@ -2258,6 +2453,7 @@
       </w:pPr>
       <w:r>
         <w:rPr>
+          <w:rFonts w:ascii="맑은 고딕" w:hAnsi="맑은 고딕" w:eastAsia="맑은 고딕"/>
           <w:b/>
           <w:color w:val="2D3748"/>
           <w:sz w:val="23"/>
@@ -2270,15 +2466,23 @@
         <w:pStyle w:val="ListBullet"/>
         <w:spacing w:after="60" w:line="300" w:lineRule="auto"/>
       </w:pPr>
-      <w:r/>
       <w:r>
         <w:rPr>
+          <w:rFonts w:ascii="맑은 고딕" w:hAnsi="맑은 고딕" w:eastAsia="맑은 고딕"/>
+        </w:rPr>
+      </w:r>
+      <w:r>
+        <w:rPr>
+          <w:rFonts w:ascii="맑은 고딕" w:hAnsi="맑은 고딕" w:eastAsia="맑은 고딕"/>
           <w:b/>
           <w:color w:val="004D5A"/>
         </w:rPr>
         <w:t>`PENDING`</w:t>
       </w:r>
       <w:r>
+        <w:rPr>
+          <w:rFonts w:ascii="맑은 고딕" w:hAnsi="맑은 고딕" w:eastAsia="맑은 고딕"/>
+        </w:rPr>
         <w:t>: 담당자 가입 후 소장의 승인을 대기하는 초기 단계.</w:t>
       </w:r>
     </w:p>
@@ -2287,15 +2491,23 @@
         <w:pStyle w:val="ListBullet"/>
         <w:spacing w:after="60" w:line="300" w:lineRule="auto"/>
       </w:pPr>
-      <w:r/>
       <w:r>
         <w:rPr>
+          <w:rFonts w:ascii="맑은 고딕" w:hAnsi="맑은 고딕" w:eastAsia="맑은 고딕"/>
+        </w:rPr>
+      </w:r>
+      <w:r>
+        <w:rPr>
+          <w:rFonts w:ascii="맑은 고딕" w:hAnsi="맑은 고딕" w:eastAsia="맑은 고딕"/>
           <w:b/>
           <w:color w:val="004D5A"/>
         </w:rPr>
         <w:t>`APPROVED`</w:t>
       </w:r>
       <w:r>
+        <w:rPr>
+          <w:rFonts w:ascii="맑은 고딕" w:hAnsi="맑은 고딕" w:eastAsia="맑은 고딕"/>
+        </w:rPr>
         <w:t>: 소장이 승인을 완료하여 현장 통제 권한을 획득한 상태.</w:t>
       </w:r>
     </w:p>
@@ -2304,15 +2516,23 @@
         <w:pStyle w:val="ListBullet"/>
         <w:spacing w:after="60" w:line="300" w:lineRule="auto"/>
       </w:pPr>
-      <w:r/>
       <w:r>
         <w:rPr>
+          <w:rFonts w:ascii="맑은 고딕" w:hAnsi="맑은 고딕" w:eastAsia="맑은 고딕"/>
+        </w:rPr>
+      </w:r>
+      <w:r>
+        <w:rPr>
+          <w:rFonts w:ascii="맑은 고딕" w:hAnsi="맑은 고딕" w:eastAsia="맑은 고딕"/>
           <w:b/>
           <w:color w:val="004D5A"/>
         </w:rPr>
         <w:t>`REJECTED`</w:t>
       </w:r>
       <w:r>
+        <w:rPr>
+          <w:rFonts w:ascii="맑은 고딕" w:hAnsi="맑은 고딕" w:eastAsia="맑은 고딕"/>
+        </w:rPr>
         <w:t>: 소속 정보 불일치 등으로 거부 처리된 상태.</w:t>
       </w:r>
     </w:p>
@@ -2322,6 +2542,9 @@
         <w:spacing w:after="60" w:line="300" w:lineRule="auto"/>
       </w:pPr>
       <w:r>
+        <w:rPr>
+          <w:rFonts w:ascii="맑은 고딕" w:hAnsi="맑은 고딕" w:eastAsia="맑은 고딕"/>
+        </w:rPr>
         <w:t>--</w:t>
       </w:r>
     </w:p>
@@ -2330,6 +2553,9 @@
         <w:spacing w:after="120" w:line="312" w:lineRule="auto"/>
       </w:pPr>
       <w:r>
+        <w:rPr>
+          <w:rFonts w:ascii="맑은 고딕" w:hAnsi="맑은 고딕" w:eastAsia="맑은 고딕"/>
+        </w:rPr>
         <w:t>&gt; [!TIP]</w:t>
       </w:r>
     </w:p>
@@ -2338,6 +2564,9 @@
         <w:spacing w:after="120" w:line="312" w:lineRule="auto"/>
       </w:pPr>
       <w:r>
+        <w:rPr>
+          <w:rFonts w:ascii="맑은 고딕" w:hAnsi="맑은 고딕" w:eastAsia="맑은 고딕"/>
+        </w:rPr>
         <w:t>&gt; 백엔드 REST API 명세와 연동할 때 해당 상태 코드 문자열값을 정확히 매칭해 주셔야 데이터베이스 제약 조건 오류가 발생하지 않습니다.</w:t>
       </w:r>
     </w:p>
@@ -2715,7 +2944,7 @@
     <w:qFormat/>
     <w:rsid w:val="00FC693F"/>
     <w:rPr>
-      <w:rFonts w:ascii="맑은 고딕" w:hAnsi="맑은 고딕"/>
+      <w:rFonts w:ascii="맑은 고딕" w:hAnsi="맑은 고딕" w:eastAsia="맑은 고딕"/>
       <w:color w:val="2D3748"/>
       <w:sz w:val="20"/>
     </w:rPr>
